--- a/tmp/test_jd.docx
+++ b/tmp/test_jd.docx
@@ -10,9 +10,10 @@
         <w:t>高级前端工程师</w:t>
       </w:r>
     </w:p>
+    <w:p/>
     <w:p>
       <w:r>
-        <w:t>岗位职责:</w:t>
+        <w:t>【岗位职责】</w:t>
       </w:r>
     </w:p>
     <w:p>
@@ -22,18 +23,18 @@
     </w:p>
     <w:p>
       <w:r>
-        <w:t>2. 优化页面性能，提升用户体验</w:t>
+        <w:t>2. 使用 Vue 3 + TypeScript 进行业务组件开发</w:t>
       </w:r>
     </w:p>
     <w:p>
       <w:r>
-        <w:t>3. 参与技术方案评审与代码审查</w:t>
+        <w:t>3. 优化页面性能指标，提升用户体验</w:t>
       </w:r>
     </w:p>
     <w:p/>
     <w:p>
       <w:r>
-        <w:t>任职要求:</w:t>
+        <w:t>【任职要求】</w:t>
       </w:r>
     </w:p>
     <w:p>
@@ -43,22 +44,38 @@
     </w:p>
     <w:p>
       <w:r>
-        <w:t>2. 精通 Vue.js / React 等前端框架</w:t>
+        <w:t>2. 5年以上前端开发经验</w:t>
       </w:r>
     </w:p>
     <w:p>
       <w:r>
-        <w:t>3. 熟悉 TypeScript，有大型项目开发经验</w:t>
+        <w:t>3. 精通 Vue.js / React 等前端框架</w:t>
       </w:r>
     </w:p>
     <w:p>
       <w:r>
-        <w:t>4. 熟悉 Webpack/Vite 等构建工具</w:t>
+        <w:t>4. 熟悉 TypeScript、Webpack、Vite</w:t>
+      </w:r>
+    </w:p>
+    <w:p/>
+    <w:p>
+      <w:r>
+        <w:t>【薪资福利】</w:t>
       </w:r>
     </w:p>
     <w:p>
       <w:r>
-        <w:t>5. 了解 Node.js，有全栈开发经验者优先</w:t>
+        <w:t>薪资范围：30k-50k</w:t>
+      </w:r>
+    </w:p>
+    <w:p>
+      <w:r>
+        <w:t>工作地点：北京</w:t>
+      </w:r>
+    </w:p>
+    <w:p>
+      <w:r>
+        <w:t>五险一金、年终奖、带薪年假、弹性工作</w:t>
       </w:r>
     </w:p>
     <w:sectPr>
